--- a/Property_Glossary.docx
+++ b/Property_Glossary.docx
@@ -673,7 +673,7 @@
                 <w:b w:val="0"/>
                 <w:sz w:val="13"/>
               </w:rPr>
-              <w:t>Mass fraction evaporated in a specified test.</w:t>
+              <w:t>Mass fraction evaporated in a specified test. Records use only a source-stated test temperature, else null.</w:t>
             </w:r>
           </w:p>
         </w:tc>
@@ -692,7 +692,7 @@
                 <w:b w:val="0"/>
                 <w:sz w:val="13"/>
               </w:rPr>
-              <w:t>wt.% loss; 250°C for 1 h</w:t>
+              <w:t>wt.% loss; standard 250°C for 1 h</w:t>
             </w:r>
           </w:p>
         </w:tc>

--- a/Property_Glossary.docx
+++ b/Property_Glossary.docx
@@ -456,6 +456,85 @@
                 <w:sz w:val="13"/>
               </w:rPr>
               <w:t>kg/m³; record reference °C (often 15°C)</w:t>
+            </w:r>
+          </w:p>
+        </w:tc>
+      </w:tr>
+      <w:tr>
+        <w:tc>
+          <w:tcPr>
+            <w:tcW w:type="dxa" w:w="560"/>
+            <w:vAlign w:val="center"/>
+            <w:shd w:fill="FBE3E0"/>
+          </w:tcPr>
+          <w:p>
+            <w:pPr>
+              <w:spacing w:before="0" w:after="0"/>
+              <w:jc w:val="center"/>
+            </w:pPr>
+            <w:r>
+              <w:rPr>
+                <w:b/>
+                <w:sz w:val="13"/>
+              </w:rPr>
+              <w:t>opt.</w:t>
+            </w:r>
+          </w:p>
+        </w:tc>
+        <w:tc>
+          <w:tcPr>
+            <w:tcW w:type="dxa" w:w="2189"/>
+            <w:vAlign w:val="center"/>
+            <w:shd w:fill="F3F7F9"/>
+          </w:tcPr>
+          <w:p>
+            <w:pPr>
+              <w:spacing w:before="0" w:after="0"/>
+            </w:pPr>
+            <w:r>
+              <w:rPr>
+                <w:b w:val="0"/>
+                <w:sz w:val="13"/>
+              </w:rPr>
+              <w:t>Specific gravity</w:t>
+            </w:r>
+          </w:p>
+        </w:tc>
+        <w:tc>
+          <w:tcPr>
+            <w:tcW w:type="dxa" w:w="4682"/>
+            <w:vAlign w:val="center"/>
+            <w:shd w:fill="F3F7F9"/>
+          </w:tcPr>
+          <w:p>
+            <w:pPr>
+              <w:spacing w:before="0" w:after="0"/>
+            </w:pPr>
+            <w:r>
+              <w:rPr>
+                <w:b w:val="0"/>
+                <w:sz w:val="13"/>
+              </w:rPr>
+              <w:t>Density relative to water; never used as, or converted to, density.</w:t>
+            </w:r>
+          </w:p>
+        </w:tc>
+        <w:tc>
+          <w:tcPr>
+            <w:tcW w:type="dxa" w:w="2880"/>
+            <w:vAlign w:val="center"/>
+            <w:shd w:fill="F3F7F9"/>
+          </w:tcPr>
+          <w:p>
+            <w:pPr>
+              <w:spacing w:before="0" w:after="0"/>
+            </w:pPr>
+            <w:r>
+              <w:rPr>
+                <w:b w:val="0"/>
+                <w:sz w:val="13"/>
+              </w:rPr>
+              <w:t>Dimensionless; reference °C as printed</w:t>
             </w:r>
           </w:p>
         </w:tc>
